--- a/Specifications techniques PILOTE.docx
+++ b/Specifications techniques PILOTE.docx
@@ -5571,7 +5571,7 @@
         <w:pStyle w:val="ListBullet"/>
       </w:pPr>
       <w:r>
-        <w:t>PILOTE ne contrôle pas la fraîcheur métier des sectorisations ;</w:t>
+        <w:t>PILOTE utilise les fichiers sélectionnés par l'agent, mais ne peut pas vérifier qu'ils sont à jour ;</w:t>
       </w:r>
     </w:p>
     <w:p>
